--- a/docs/epica-4/HU-008-MAPA-TECNICO-GESTIONAR-USUARIOS.docx
+++ b/docs/epica-4/HU-008-MAPA-TECNICO-GESTIONAR-USUARIOS.docx
@@ -16,6 +16,106 @@
         </w:rPr>
         <w:t xml:space="preserve">HU-008 — Mapa técnico para gestionar usuarios administrativamente</w:t>
       </w:r>
+    </w:p>
+    <w:tbl>
+      <w:tblPr>
+        <w:tblW w:type="dxa" w:w="9360"/>
+        <w:tblBorders>
+          <w:top w:val="single" w:color="auto" w:sz="4"/>
+          <w:left w:val="single" w:color="auto" w:sz="4"/>
+          <w:bottom w:val="single" w:color="auto" w:sz="4"/>
+          <w:right w:val="single" w:color="auto" w:sz="4"/>
+          <w:insideH w:val="single" w:color="auto" w:sz="4"/>
+          <w:insideV w:val="single" w:color="auto" w:sz="4"/>
+        </w:tblBorders>
+      </w:tblPr>
+      <w:tblGrid>
+        <w:gridCol w:w="9360"/>
+      </w:tblGrid>
+      <w:tr>
+        <w:tc>
+          <w:tcPr>
+            <w:tcW w:type="dxa" w:w="9360"/>
+            <w:tcBorders>
+              <w:top w:val="single" w:color="B2DDFF" w:sz="4"/>
+              <w:left w:val="single" w:color="175CD3" w:sz="24"/>
+              <w:bottom w:val="single" w:color="B2DDFF" w:sz="4"/>
+              <w:right w:val="single" w:color="B2DDFF" w:sz="4"/>
+            </w:tcBorders>
+            <w:shd w:fill="EFF8FF" w:val="clear"/>
+            <w:tcMar>
+              <w:top w:type="dxa" w:w="160"/>
+              <w:left w:type="dxa" w:w="200"/>
+              <w:bottom w:type="dxa" w:w="160"/>
+              <w:right w:type="dxa" w:w="200"/>
+            </w:tcMar>
+          </w:tcPr>
+          <w:p>
+            <w:pPr>
+              <w:spacing w:after="0"/>
+            </w:pPr>
+            <w:r>
+              <w:rPr>
+                <w:b/>
+                <w:bCs/>
+                <w:color w:val="1D2939"/>
+                <w:sz w:val="21"/>
+                <w:szCs w:val="21"/>
+              </w:rPr>
+              <w:t xml:space="preserve">Equipo: Miguel</w:t>
+            </w:r>
+            <w:r>
+              <w:rPr>
+                <w:color w:val="1D2939"/>
+                <w:sz w:val="21"/>
+                <w:szCs w:val="21"/>
+              </w:rPr>
+              <w:t xml:space="preserve"> · Rama: </w:t>
+            </w:r>
+            <w:r>
+              <w:rPr>
+                <w:rFonts w:ascii="Consolas" w:cs="Consolas" w:eastAsia="Consolas" w:hAnsi="Consolas"/>
+                <w:color w:val="B42318"/>
+                <w:sz w:val="20"/>
+                <w:szCs w:val="20"/>
+                <w:shd w:fill="F2F4F7" w:val="clear"/>
+              </w:rPr>
+              <w:t xml:space="preserve">feature/HU-008-usuarios</w:t>
+            </w:r>
+            <w:r>
+              <w:rPr>
+                <w:color w:val="1D2939"/>
+                <w:sz w:val="21"/>
+                <w:szCs w:val="21"/>
+              </w:rPr>
+              <w:t xml:space="preserve"> (desde </w:t>
+            </w:r>
+            <w:r>
+              <w:rPr>
+                <w:rFonts w:ascii="Consolas" w:cs="Consolas" w:eastAsia="Consolas" w:hAnsi="Consolas"/>
+                <w:color w:val="B42318"/>
+                <w:sz w:val="20"/>
+                <w:szCs w:val="20"/>
+                <w:shd w:fill="F2F4F7" w:val="clear"/>
+              </w:rPr>
+              <w:t xml:space="preserve">develop</w:t>
+            </w:r>
+            <w:r>
+              <w:rPr>
+                <w:color w:val="1D2939"/>
+                <w:sz w:val="21"/>
+                <w:szCs w:val="21"/>
+              </w:rPr>
+              <w:t xml:space="preserve">).</w:t>
+            </w:r>
+          </w:p>
+        </w:tc>
+      </w:tr>
+    </w:tbl>
+    <w:p>
+      <w:pPr>
+        <w:spacing w:after="160"/>
+      </w:pPr>
     </w:p>
     <w:tbl>
       <w:tblPr>
